--- a/data/outputs/v2/Core_Mathematics/SS1.1_Real_Numbers/Core_Mathematics_Real_Numbers_SummaryTable.docx
+++ b/data/outputs/v2/Core_Mathematics/SS1.1_Real_Numbers/Core_Mathematics_Real_Numbers_SummaryTable.docx
@@ -38,6 +38,177 @@
           <w:szCs w:val="22"/>
         </w:rPr>
         <w:t xml:space="preserve">Sub-Strand 1.1: Real Numbers — Teacher Reference (Pre-filled)</w:t>
+      </w:r>
+    </w:p>
+    <w:p>
+      <w:pPr>
+        <w:spacing w:after="80" w:before="120"/>
+      </w:pPr>
+      <w:r>
+        <w:rPr>
+          <w:rFonts w:ascii="Arial" w:cs="Arial" w:eastAsia="Arial" w:hAnsi="Arial"/>
+          <w:b/>
+          <w:bCs/>
+          <w:color w:val="1F3864"/>
+          <w:sz w:val="20"/>
+          <w:szCs w:val="20"/>
+        </w:rPr>
+        <w:t xml:space="preserve">ATTRIBUTION AND LICENSING</w:t>
+      </w:r>
+    </w:p>
+    <w:p>
+      <w:pPr>
+        <w:spacing w:after="60" w:before="0"/>
+      </w:pPr>
+      <w:r>
+        <w:rPr>
+          <w:rFonts w:ascii="Arial" w:cs="Arial" w:eastAsia="Arial" w:hAnsi="Arial"/>
+          <w:b/>
+          <w:bCs/>
+          <w:sz w:val="17"/>
+          <w:szCs w:val="17"/>
+        </w:rPr>
+        <w:t xml:space="preserve">Curriculum Alignment: </w:t>
+      </w:r>
+      <w:r>
+        <w:rPr>
+          <w:rFonts w:ascii="Arial" w:cs="Arial" w:eastAsia="Arial" w:hAnsi="Arial"/>
+          <w:sz w:val="17"/>
+          <w:szCs w:val="17"/>
+        </w:rPr>
+        <w:t xml:space="preserve">Structured in pedagogical alignment with the competence-based curriculum format and learning outcomes established by the Kenya Institute of Curriculum Development (KICD). This material is independently developed and is not officially endorsed or published by KICD.</w:t>
+      </w:r>
+    </w:p>
+    <w:p>
+      <w:pPr>
+        <w:spacing w:after="60" w:before="0"/>
+      </w:pPr>
+      <w:r>
+        <w:rPr>
+          <w:rFonts w:ascii="Arial" w:cs="Arial" w:eastAsia="Arial" w:hAnsi="Arial"/>
+          <w:b/>
+          <w:bCs/>
+          <w:sz w:val="17"/>
+          <w:szCs w:val="17"/>
+        </w:rPr>
+        <w:t xml:space="preserve">Content &amp; Pedagogy: </w:t>
+      </w:r>
+      <w:r>
+        <w:rPr>
+          <w:rFonts w:ascii="Arial" w:cs="Arial" w:eastAsia="Arial" w:hAnsi="Arial"/>
+          <w:sz w:val="17"/>
+          <w:szCs w:val="17"/>
+        </w:rPr>
+        <w:t xml:space="preserve">Developed and adapted by the educator team at SeaVuria (registered 501(c)(3) in the United States and registered NGO in Kenya, No. 872-850A-BF11), who designed the pedagogical framework, lesson templates and exemplar lessons on which this material is based.</w:t>
+      </w:r>
+    </w:p>
+    <w:p>
+      <w:pPr>
+        <w:spacing w:after="60" w:before="0"/>
+      </w:pPr>
+      <w:r>
+        <w:rPr>
+          <w:rFonts w:ascii="Arial" w:cs="Arial" w:eastAsia="Arial" w:hAnsi="Arial"/>
+          <w:b/>
+          <w:bCs/>
+          <w:sz w:val="17"/>
+          <w:szCs w:val="17"/>
+        </w:rPr>
+        <w:t xml:space="preserve">Production &amp; Layout: </w:t>
+      </w:r>
+      <w:r>
+        <w:rPr>
+          <w:rFonts w:ascii="Arial" w:cs="Arial" w:eastAsia="Arial" w:hAnsi="Arial"/>
+          <w:sz w:val="17"/>
+          <w:szCs w:val="17"/>
+        </w:rPr>
+        <w:t xml:space="preserve">Educational design and curriculum sequencing by SeaVuria. Technical layout, structural formatting, and digital optimization/implementation executed in partnership with ARES Education (registered 501(c)(3) in the United States and Canada (as Afretech Aid) and registered NGO in Kenya), with lesson drafting and compilation assisted by AI (Claude, Anthropic).</w:t>
+      </w:r>
+    </w:p>
+    <w:p>
+      <w:pPr>
+        <w:pBdr>
+          <w:bottom w:val="single" w:color="1F3864" w:sz="6" w:space="6"/>
+        </w:pBdr>
+        <w:spacing w:after="60" w:before="0"/>
+      </w:pPr>
+      <w:r>
+        <w:rPr>
+          <w:rFonts w:ascii="Arial" w:cs="Arial" w:eastAsia="Arial" w:hAnsi="Arial"/>
+          <w:b/>
+          <w:bCs/>
+          <w:sz w:val="17"/>
+          <w:szCs w:val="17"/>
+        </w:rPr>
+        <w:t xml:space="preserve">Licensing &amp; Copyright: </w:t>
+      </w:r>
+      <w:r>
+        <w:rPr>
+          <w:rFonts w:ascii="Arial" w:cs="Arial" w:eastAsia="Arial" w:hAnsi="Arial"/>
+          <w:sz w:val="17"/>
+          <w:szCs w:val="17"/>
+        </w:rPr>
+        <w:t xml:space="preserve">© 2026 SeaVuria and ARES. This work is licensed under a </w:t>
+      </w:r>
+      <w:hyperlink w:history="1" r:id="rId47wvbos5ghshgtvwh6guz">
+        <w:r>
+          <w:rPr>
+            <w:rFonts w:ascii="Arial" w:cs="Arial" w:eastAsia="Arial" w:hAnsi="Arial"/>
+            <w:color w:val="1F6B75"/>
+            <w:sz w:val="17"/>
+            <w:szCs w:val="17"/>
+            <w:u w:val="single" w:color="1F6B75"/>
+          </w:rPr>
+          <w:t xml:space="preserve">Creative Commons Attribution-NonCommercial 4.0 International License</w:t>
+        </w:r>
+      </w:hyperlink>
+      <w:r>
+        <w:rPr>
+          <w:rFonts w:ascii="Arial" w:cs="Arial" w:eastAsia="Arial" w:hAnsi="Arial"/>
+          <w:sz w:val="17"/>
+          <w:szCs w:val="17"/>
+        </w:rPr>
+        <w:t xml:space="preserve"> (</w:t>
+      </w:r>
+      <w:hyperlink w:history="1" r:id="rIdtajuczaucmhjvoiljeeoh">
+        <w:r>
+          <w:rPr>
+            <w:rFonts w:ascii="Arial" w:cs="Arial" w:eastAsia="Arial" w:hAnsi="Arial"/>
+            <w:color w:val="1F6B75"/>
+            <w:sz w:val="17"/>
+            <w:szCs w:val="17"/>
+            <w:u w:val="single" w:color="1F6B75"/>
+          </w:rPr>
+          <w:t xml:space="preserve">CC BY-NC 4.0</w:t>
+        </w:r>
+      </w:hyperlink>
+      <w:r>
+        <w:rPr>
+          <w:rFonts w:ascii="Arial" w:cs="Arial" w:eastAsia="Arial" w:hAnsi="Arial"/>
+          <w:sz w:val="17"/>
+          <w:szCs w:val="17"/>
+        </w:rPr>
+        <w:t xml:space="preserve">). To view a copy of this license, visit </w:t>
+      </w:r>
+      <w:hyperlink w:history="1" r:id="rIdjkzsfxmvmpe4karxilsey">
+        <w:r>
+          <w:rPr>
+            <w:rFonts w:ascii="Arial" w:cs="Arial" w:eastAsia="Arial" w:hAnsi="Arial"/>
+            <w:color w:val="1F6B75"/>
+            <w:sz w:val="17"/>
+            <w:szCs w:val="17"/>
+            <w:u w:val="single" w:color="1F6B75"/>
+          </w:rPr>
+          <w:t xml:space="preserve">https://creativecommons.org/licenses/by-nc/4.0/</w:t>
+        </w:r>
+      </w:hyperlink>
+      <w:r>
+        <w:rPr>
+          <w:rFonts w:ascii="Arial" w:cs="Arial" w:eastAsia="Arial" w:hAnsi="Arial"/>
+          <w:sz w:val="17"/>
+          <w:szCs w:val="17"/>
+        </w:rPr>
+        <w:t xml:space="preserve">. You are free to copy, redistribute, and adapt this material in any medium or format, provided appropriate credit is given and the material is not used for commercial purposes. KICD learning outcomes and curriculum designations reproduced here for alignment purposes remain the property of KICD and are not covered by this license. Linked external resources (e.g. CK-12, Khan Academy, PhET) are subject to their own licenses.</w:t>
       </w:r>
     </w:p>
     <w:p>

--- a/data/outputs/v2/Core_Mathematics/SS1.1_Real_Numbers/Core_Mathematics_Real_Numbers_SummaryTable.docx
+++ b/data/outputs/v2/Core_Mathematics/SS1.1_Real_Numbers/Core_Mathematics_Real_Numbers_SummaryTable.docx
@@ -38,177 +38,6 @@
           <w:szCs w:val="22"/>
         </w:rPr>
         <w:t xml:space="preserve">Sub-Strand 1.1: Real Numbers — Teacher Reference (Pre-filled)</w:t>
-      </w:r>
-    </w:p>
-    <w:p>
-      <w:pPr>
-        <w:spacing w:after="80" w:before="120"/>
-      </w:pPr>
-      <w:r>
-        <w:rPr>
-          <w:rFonts w:ascii="Arial" w:cs="Arial" w:eastAsia="Arial" w:hAnsi="Arial"/>
-          <w:b/>
-          <w:bCs/>
-          <w:color w:val="1F3864"/>
-          <w:sz w:val="20"/>
-          <w:szCs w:val="20"/>
-        </w:rPr>
-        <w:t xml:space="preserve">ATTRIBUTION AND LICENSING</w:t>
-      </w:r>
-    </w:p>
-    <w:p>
-      <w:pPr>
-        <w:spacing w:after="60" w:before="0"/>
-      </w:pPr>
-      <w:r>
-        <w:rPr>
-          <w:rFonts w:ascii="Arial" w:cs="Arial" w:eastAsia="Arial" w:hAnsi="Arial"/>
-          <w:b/>
-          <w:bCs/>
-          <w:sz w:val="17"/>
-          <w:szCs w:val="17"/>
-        </w:rPr>
-        <w:t xml:space="preserve">Curriculum Alignment: </w:t>
-      </w:r>
-      <w:r>
-        <w:rPr>
-          <w:rFonts w:ascii="Arial" w:cs="Arial" w:eastAsia="Arial" w:hAnsi="Arial"/>
-          <w:sz w:val="17"/>
-          <w:szCs w:val="17"/>
-        </w:rPr>
-        <w:t xml:space="preserve">Structured in pedagogical alignment with the competence-based curriculum format and learning outcomes established by the Kenya Institute of Curriculum Development (KICD). This material is independently developed and is not officially endorsed or published by KICD.</w:t>
-      </w:r>
-    </w:p>
-    <w:p>
-      <w:pPr>
-        <w:spacing w:after="60" w:before="0"/>
-      </w:pPr>
-      <w:r>
-        <w:rPr>
-          <w:rFonts w:ascii="Arial" w:cs="Arial" w:eastAsia="Arial" w:hAnsi="Arial"/>
-          <w:b/>
-          <w:bCs/>
-          <w:sz w:val="17"/>
-          <w:szCs w:val="17"/>
-        </w:rPr>
-        <w:t xml:space="preserve">Content &amp; Pedagogy: </w:t>
-      </w:r>
-      <w:r>
-        <w:rPr>
-          <w:rFonts w:ascii="Arial" w:cs="Arial" w:eastAsia="Arial" w:hAnsi="Arial"/>
-          <w:sz w:val="17"/>
-          <w:szCs w:val="17"/>
-        </w:rPr>
-        <w:t xml:space="preserve">Developed and adapted by the educator team at SeaVuria (registered 501(c)(3) in the United States and registered NGO in Kenya, No. 872-850A-BF11), who designed the pedagogical framework, lesson templates and exemplar lessons on which this material is based.</w:t>
-      </w:r>
-    </w:p>
-    <w:p>
-      <w:pPr>
-        <w:spacing w:after="60" w:before="0"/>
-      </w:pPr>
-      <w:r>
-        <w:rPr>
-          <w:rFonts w:ascii="Arial" w:cs="Arial" w:eastAsia="Arial" w:hAnsi="Arial"/>
-          <w:b/>
-          <w:bCs/>
-          <w:sz w:val="17"/>
-          <w:szCs w:val="17"/>
-        </w:rPr>
-        <w:t xml:space="preserve">Production &amp; Layout: </w:t>
-      </w:r>
-      <w:r>
-        <w:rPr>
-          <w:rFonts w:ascii="Arial" w:cs="Arial" w:eastAsia="Arial" w:hAnsi="Arial"/>
-          <w:sz w:val="17"/>
-          <w:szCs w:val="17"/>
-        </w:rPr>
-        <w:t xml:space="preserve">Educational design and curriculum sequencing by SeaVuria. Technical layout, structural formatting, and digital optimization/implementation executed in partnership with ARES Education (registered 501(c)(3) in the United States and Canada (as Afretech Aid) and registered NGO in Kenya), with lesson drafting and compilation assisted by AI (Claude, Anthropic).</w:t>
-      </w:r>
-    </w:p>
-    <w:p>
-      <w:pPr>
-        <w:pBdr>
-          <w:bottom w:val="single" w:color="1F3864" w:sz="6" w:space="6"/>
-        </w:pBdr>
-        <w:spacing w:after="60" w:before="0"/>
-      </w:pPr>
-      <w:r>
-        <w:rPr>
-          <w:rFonts w:ascii="Arial" w:cs="Arial" w:eastAsia="Arial" w:hAnsi="Arial"/>
-          <w:b/>
-          <w:bCs/>
-          <w:sz w:val="17"/>
-          <w:szCs w:val="17"/>
-        </w:rPr>
-        <w:t xml:space="preserve">Licensing &amp; Copyright: </w:t>
-      </w:r>
-      <w:r>
-        <w:rPr>
-          <w:rFonts w:ascii="Arial" w:cs="Arial" w:eastAsia="Arial" w:hAnsi="Arial"/>
-          <w:sz w:val="17"/>
-          <w:szCs w:val="17"/>
-        </w:rPr>
-        <w:t xml:space="preserve">© 2026 SeaVuria and ARES. This work is licensed under a </w:t>
-      </w:r>
-      <w:hyperlink w:history="1" r:id="rId47wvbos5ghshgtvwh6guz">
-        <w:r>
-          <w:rPr>
-            <w:rFonts w:ascii="Arial" w:cs="Arial" w:eastAsia="Arial" w:hAnsi="Arial"/>
-            <w:color w:val="1F6B75"/>
-            <w:sz w:val="17"/>
-            <w:szCs w:val="17"/>
-            <w:u w:val="single" w:color="1F6B75"/>
-          </w:rPr>
-          <w:t xml:space="preserve">Creative Commons Attribution-NonCommercial 4.0 International License</w:t>
-        </w:r>
-      </w:hyperlink>
-      <w:r>
-        <w:rPr>
-          <w:rFonts w:ascii="Arial" w:cs="Arial" w:eastAsia="Arial" w:hAnsi="Arial"/>
-          <w:sz w:val="17"/>
-          <w:szCs w:val="17"/>
-        </w:rPr>
-        <w:t xml:space="preserve"> (</w:t>
-      </w:r>
-      <w:hyperlink w:history="1" r:id="rIdtajuczaucmhjvoiljeeoh">
-        <w:r>
-          <w:rPr>
-            <w:rFonts w:ascii="Arial" w:cs="Arial" w:eastAsia="Arial" w:hAnsi="Arial"/>
-            <w:color w:val="1F6B75"/>
-            <w:sz w:val="17"/>
-            <w:szCs w:val="17"/>
-            <w:u w:val="single" w:color="1F6B75"/>
-          </w:rPr>
-          <w:t xml:space="preserve">CC BY-NC 4.0</w:t>
-        </w:r>
-      </w:hyperlink>
-      <w:r>
-        <w:rPr>
-          <w:rFonts w:ascii="Arial" w:cs="Arial" w:eastAsia="Arial" w:hAnsi="Arial"/>
-          <w:sz w:val="17"/>
-          <w:szCs w:val="17"/>
-        </w:rPr>
-        <w:t xml:space="preserve">). To view a copy of this license, visit </w:t>
-      </w:r>
-      <w:hyperlink w:history="1" r:id="rIdjkzsfxmvmpe4karxilsey">
-        <w:r>
-          <w:rPr>
-            <w:rFonts w:ascii="Arial" w:cs="Arial" w:eastAsia="Arial" w:hAnsi="Arial"/>
-            <w:color w:val="1F6B75"/>
-            <w:sz w:val="17"/>
-            <w:szCs w:val="17"/>
-            <w:u w:val="single" w:color="1F6B75"/>
-          </w:rPr>
-          <w:t xml:space="preserve">https://creativecommons.org/licenses/by-nc/4.0/</w:t>
-        </w:r>
-      </w:hyperlink>
-      <w:r>
-        <w:rPr>
-          <w:rFonts w:ascii="Arial" w:cs="Arial" w:eastAsia="Arial" w:hAnsi="Arial"/>
-          <w:sz w:val="17"/>
-          <w:szCs w:val="17"/>
-        </w:rPr>
-        <w:t xml:space="preserve">. You are free to copy, redistribute, and adapt this material in any medium or format, provided appropriate credit is given and the material is not used for commercial purposes. KICD learning outcomes and curriculum designations reproduced here for alignment purposes remain the property of KICD and are not covered by this license. Linked external resources (e.g. CK-12, Khan Academy, PhET) are subject to their own licenses.</w:t>
       </w:r>
     </w:p>
     <w:p>
@@ -1848,6 +1677,185 @@
         </w:tc>
       </w:tr>
     </w:tbl>
+    <w:p>
+      <w:pPr>
+        <w:spacing w:after="120"/>
+      </w:pPr>
+      <w:r>
+        <w:t xml:space="preserve"/>
+      </w:r>
+    </w:p>
+    <w:p>
+      <w:pPr>
+        <w:spacing w:after="80" w:before="120"/>
+      </w:pPr>
+      <w:r>
+        <w:rPr>
+          <w:rFonts w:ascii="Arial" w:cs="Arial" w:eastAsia="Arial" w:hAnsi="Arial"/>
+          <w:b/>
+          <w:bCs/>
+          <w:color w:val="1F3864"/>
+          <w:sz w:val="20"/>
+          <w:szCs w:val="20"/>
+        </w:rPr>
+        <w:t xml:space="preserve">ATTRIBUTION AND LICENSING</w:t>
+      </w:r>
+    </w:p>
+    <w:p>
+      <w:pPr>
+        <w:spacing w:after="60" w:before="0"/>
+      </w:pPr>
+      <w:r>
+        <w:rPr>
+          <w:rFonts w:ascii="Arial" w:cs="Arial" w:eastAsia="Arial" w:hAnsi="Arial"/>
+          <w:b/>
+          <w:bCs/>
+          <w:sz w:val="17"/>
+          <w:szCs w:val="17"/>
+        </w:rPr>
+        <w:t xml:space="preserve">Curriculum Alignment: </w:t>
+      </w:r>
+      <w:r>
+        <w:rPr>
+          <w:rFonts w:ascii="Arial" w:cs="Arial" w:eastAsia="Arial" w:hAnsi="Arial"/>
+          <w:sz w:val="17"/>
+          <w:szCs w:val="17"/>
+        </w:rPr>
+        <w:t xml:space="preserve">Structured in pedagogical alignment with the competence-based curriculum format and learning outcomes established by the Kenya Institute of Curriculum Development (KICD). This material is independently developed and is not officially endorsed or published by KICD.</w:t>
+      </w:r>
+    </w:p>
+    <w:p>
+      <w:pPr>
+        <w:spacing w:after="60" w:before="0"/>
+      </w:pPr>
+      <w:r>
+        <w:rPr>
+          <w:rFonts w:ascii="Arial" w:cs="Arial" w:eastAsia="Arial" w:hAnsi="Arial"/>
+          <w:b/>
+          <w:bCs/>
+          <w:sz w:val="17"/>
+          <w:szCs w:val="17"/>
+        </w:rPr>
+        <w:t xml:space="preserve">Content &amp; Pedagogy: </w:t>
+      </w:r>
+      <w:r>
+        <w:rPr>
+          <w:rFonts w:ascii="Arial" w:cs="Arial" w:eastAsia="Arial" w:hAnsi="Arial"/>
+          <w:sz w:val="17"/>
+          <w:szCs w:val="17"/>
+        </w:rPr>
+        <w:t xml:space="preserve">Developed and adapted by the educator team at SeaVuria (registered 501(c)(3) in the United States and registered NGO in Kenya, No. 872-850A-BF11), who designed the pedagogical framework, lesson templates and exemplar lessons on which this material is based.</w:t>
+      </w:r>
+    </w:p>
+    <w:p>
+      <w:pPr>
+        <w:spacing w:after="60" w:before="0"/>
+      </w:pPr>
+      <w:r>
+        <w:rPr>
+          <w:rFonts w:ascii="Arial" w:cs="Arial" w:eastAsia="Arial" w:hAnsi="Arial"/>
+          <w:b/>
+          <w:bCs/>
+          <w:sz w:val="17"/>
+          <w:szCs w:val="17"/>
+        </w:rPr>
+        <w:t xml:space="preserve">Production &amp; Layout: </w:t>
+      </w:r>
+      <w:r>
+        <w:rPr>
+          <w:rFonts w:ascii="Arial" w:cs="Arial" w:eastAsia="Arial" w:hAnsi="Arial"/>
+          <w:sz w:val="17"/>
+          <w:szCs w:val="17"/>
+        </w:rPr>
+        <w:t xml:space="preserve">Educational design and curriculum sequencing by SeaVuria. Technical layout, structural formatting, and digital optimization/implementation executed in partnership with ARES Education (registered 501(c)(3) in the United States and Canada (as Afretech Aid) and registered NGO in Kenya), with lesson drafting and compilation assisted by AI (Claude, Anthropic).</w:t>
+      </w:r>
+    </w:p>
+    <w:p>
+      <w:pPr>
+        <w:pBdr>
+          <w:bottom w:val="single" w:color="1F3864" w:sz="6" w:space="6"/>
+        </w:pBdr>
+        <w:spacing w:after="60" w:before="0"/>
+      </w:pPr>
+      <w:r>
+        <w:rPr>
+          <w:rFonts w:ascii="Arial" w:cs="Arial" w:eastAsia="Arial" w:hAnsi="Arial"/>
+          <w:b/>
+          <w:bCs/>
+          <w:sz w:val="17"/>
+          <w:szCs w:val="17"/>
+        </w:rPr>
+        <w:t xml:space="preserve">Licensing &amp; Copyright: </w:t>
+      </w:r>
+      <w:r>
+        <w:rPr>
+          <w:rFonts w:ascii="Arial" w:cs="Arial" w:eastAsia="Arial" w:hAnsi="Arial"/>
+          <w:sz w:val="17"/>
+          <w:szCs w:val="17"/>
+        </w:rPr>
+        <w:t xml:space="preserve">© 2026 SeaVuria and ARES. This work is licensed under a </w:t>
+      </w:r>
+      <w:hyperlink w:history="1" r:id="rIdbin762huh_oedronzoukj">
+        <w:r>
+          <w:rPr>
+            <w:rFonts w:ascii="Arial" w:cs="Arial" w:eastAsia="Arial" w:hAnsi="Arial"/>
+            <w:color w:val="1F6B75"/>
+            <w:sz w:val="17"/>
+            <w:szCs w:val="17"/>
+            <w:u w:val="single" w:color="1F6B75"/>
+          </w:rPr>
+          <w:t xml:space="preserve">Creative Commons Attribution-NonCommercial 4.0 International License</w:t>
+        </w:r>
+      </w:hyperlink>
+      <w:r>
+        <w:rPr>
+          <w:rFonts w:ascii="Arial" w:cs="Arial" w:eastAsia="Arial" w:hAnsi="Arial"/>
+          <w:sz w:val="17"/>
+          <w:szCs w:val="17"/>
+        </w:rPr>
+        <w:t xml:space="preserve"> (</w:t>
+      </w:r>
+      <w:hyperlink w:history="1" r:id="rIdyustksjbw16xaa7kbjjbj">
+        <w:r>
+          <w:rPr>
+            <w:rFonts w:ascii="Arial" w:cs="Arial" w:eastAsia="Arial" w:hAnsi="Arial"/>
+            <w:color w:val="1F6B75"/>
+            <w:sz w:val="17"/>
+            <w:szCs w:val="17"/>
+            <w:u w:val="single" w:color="1F6B75"/>
+          </w:rPr>
+          <w:t xml:space="preserve">CC BY-NC 4.0</w:t>
+        </w:r>
+      </w:hyperlink>
+      <w:r>
+        <w:rPr>
+          <w:rFonts w:ascii="Arial" w:cs="Arial" w:eastAsia="Arial" w:hAnsi="Arial"/>
+          <w:sz w:val="17"/>
+          <w:szCs w:val="17"/>
+        </w:rPr>
+        <w:t xml:space="preserve">). To view a copy of this license, visit </w:t>
+      </w:r>
+      <w:hyperlink w:history="1" r:id="rIdxfyizj41ksrkhcwr3agnr">
+        <w:r>
+          <w:rPr>
+            <w:rFonts w:ascii="Arial" w:cs="Arial" w:eastAsia="Arial" w:hAnsi="Arial"/>
+            <w:color w:val="1F6B75"/>
+            <w:sz w:val="17"/>
+            <w:szCs w:val="17"/>
+            <w:u w:val="single" w:color="1F6B75"/>
+          </w:rPr>
+          <w:t xml:space="preserve">https://creativecommons.org/licenses/by-nc/4.0/</w:t>
+        </w:r>
+      </w:hyperlink>
+      <w:r>
+        <w:rPr>
+          <w:rFonts w:ascii="Arial" w:cs="Arial" w:eastAsia="Arial" w:hAnsi="Arial"/>
+          <w:sz w:val="17"/>
+          <w:szCs w:val="17"/>
+        </w:rPr>
+        <w:t xml:space="preserve">. You are free to copy, redistribute, and adapt this material in any medium or format, provided appropriate credit is given and the material is not used for commercial purposes. KICD learning outcomes and curriculum designations reproduced here for alignment purposes remain the property of KICD and are not covered by this license. Linked external resources (e.g. CK-12, Khan Academy, PhET) are subject to their own licenses.</w:t>
+      </w:r>
+    </w:p>
     <w:sectPr>
       <w:pgSz w:w="15840" w:h="12240" w:orient="landscape"/>
       <w:pgMar w:top="1080" w:right="1080" w:bottom="1080" w:left="1080" w:header="708" w:footer="708" w:gutter="0"/>

--- a/data/outputs/v2/Core_Mathematics/SS1.1_Real_Numbers/Core_Mathematics_Real_Numbers_SummaryTable.docx
+++ b/data/outputs/v2/Core_Mathematics/SS1.1_Real_Numbers/Core_Mathematics_Real_Numbers_SummaryTable.docx
@@ -564,7 +564,7 @@
                 <w:sz w:val="18"/>
                 <w:szCs w:val="18"/>
               </w:rPr>
-              <w:t xml:space="preserve">Students examined a set of numbers drawn from Kenyan everyday life — market prices (KSh 60.50), maize bag weights (160 kg), temperature readings (34.5 °C), circular land measurements involving π, and diagonal fence lengths involving √2. They observed that some numbers terminated neatly on a calculator or paper, while others continued without end and without a repeating block, no matter how many decimal places were computed.</w:t>
+              <w:t xml:space="preserve">A cylindrical aluminium sufuria with a diameter of 28 cm from Gikomba Market; the calculator result of 28 × π = 87.96459430… with digits that never end or repeat; the contrast between 28 × 3 = 84 (exact) and 28 × π = 87.96459430… (inexact); a visual scroll of the digits of π continuing without pattern.</w:t>
             </w:r>
           </w:p>
         </w:tc>
@@ -596,7 +596,7 @@
                 <w:sz w:val="18"/>
                 <w:szCs w:val="18"/>
               </w:rPr>
-              <w:t xml:space="preserve">Students learned that numbers fall into two broad camps based on their decimal behaviour: those that can be written down completely (terminating decimals and whole numbers) and those that cannot (non-terminating, non-repeating decimals such as π and √2). This distinction is the foundational crack in the number system that the entire sub-strand will explore. Pedagogical note: Most students arrive believing all numbers can eventually be 'finished' — this lesson is designed to create productive cognitive dissonance. Preserve that dissonance; do not resolve it prematurely.</w:t>
+              <w:t xml:space="preserve">Some numbers — like 60.50, 160, 34.5 — can be written down completely and exactly, while others — like π and √2 — cannot be written as terminating or repeating decimals; the circumference of a circle with a whole-number diameter may not itself be a 'nice' number; mathematicians classify numbers into different types based on whether they can be expressed exactly.</w:t>
             </w:r>
           </w:p>
         </w:tc>
@@ -628,7 +628,7 @@
                 <w:sz w:val="18"/>
                 <w:szCs w:val="18"/>
               </w:rPr>
-              <w:t xml:space="preserve">The inability to write certain numbers completely is not a failure of mathematics — it is a structural feature of the real number system. Numbers like π arise naturally in Kenyan contexts (calculating the circumference of a circular borehole in Turkana, the area of a round ugali sufuria) yet can never be expressed as a ratio of two integers. This sets up the driving question: if professionals — engineers, pharmacists, surveyors in the Rift Valley — must work with such numbers daily, how do they do so accurately? Students should leave understanding that 'going on forever' is a property to be classified and managed, not ignored.</w:t>
+              <w:t xml:space="preserve">We cannot yet fully explain why multiplying a whole number (28) by π produces a number that goes on forever without repeating, or what mathematical property separates numbers like π from numbers like 1/3 or 60.50; we cannot yet explain whether 22/7 is the same as π or merely close to it; we cannot yet name the two categories of numbers we have identified, or describe the full system of real numbers.</w:t>
             </w:r>
           </w:p>
         </w:tc>
@@ -713,7 +713,7 @@
                 <w:sz w:val="18"/>
                 <w:szCs w:val="18"/>
               </w:rPr>
-              <w:t xml:space="preserve">Students sorted a rich card set of numbers sourced from Kenyan contexts — population counts (natural numbers), temperature drops below zero in Nanyuki at night (negative integers), sugar prices per gram (fractions/rationals), fabric lengths involving √3 (irrationals), and altitude readings for Mt. Kenya (integers). They physically arranged cards into nested hoops labelled Natural Numbers, Integers, Rational Numbers, and Real Numbers, observing which sets contained others and where irrational numbers sat outside the rational hoop but still inside Real Numbers.</w:t>
+              <w:t xml:space="preserve">Learners sorted 20 Kenyan number cards — including prices in Kenyan shillings, distances in km, temperatures in °C, fractions, repeating decimals, and irrational numbers such as π and √2 — into self-invented groups, then re-sorted them according to the formal real number classification system using a projected nested Venn diagram.</w:t>
             </w:r>
           </w:p>
         </w:tc>
@@ -745,7 +745,7 @@
                 <w:sz w:val="18"/>
                 <w:szCs w:val="18"/>
               </w:rPr>
-              <w:t xml:space="preserve">Students learned the formal nested-set structure of the real number system: ℕ ⊂ ℤ ⊂ ℚ ⊂ ℝ, with irrational numbers (ℚ′) filling the 'gaps' between rationals on the number line. They learned precise set notation and understood that every real number is either rational or irrational — never both. Pedagogical note: Emphasise the subset arrows with concrete examples: every counting number (1 maize cob, 2 goats) is also an integer, also a rational, also a real — but not every real is a natural number. Use the nested hoops as a persistent classroom anchor throughout the sub-strand.</w:t>
+              <w:t xml:space="preserve">The real number system is organised as nested sets: natural numbers ⊂ integers ⊂ rational numbers ⊂ real numbers, with irrational numbers occupying the region inside ℝ but outside ℚ. Rational numbers can always be written as p/q and produce terminating or repeating decimals; irrational numbers — such as π and √2 — cannot be written as p/q and produce non-terminating, non-repeating decimals.</w:t>
             </w:r>
           </w:p>
         </w:tc>
@@ -777,7 +777,7 @@
                 <w:sz w:val="18"/>
                 <w:szCs w:val="18"/>
               </w:rPr>
-              <w:t xml:space="preserve">The nested structure explains why a Kenyan pharmacist dispensing 0.75 g of a drug and a land surveyor measuring √5 metres of fencing are both working within the same real number system, just in different sub-regions of it. The completeness of ℝ — the fact that it contains all rationals AND all irrationals — is what makes it the correct number system for measuring any continuous quantity in the physical world, from the depth of Lake Victoria to the wavelength of light at a Nairobi hospital.</w:t>
+              <w:t xml:space="preserve">π is an irrational number. Because it cannot be expressed as a fraction p/q, the circumference of the mama mboga's sufuria (28π cm) cannot be written as an exact decimal — the digits 87.96459430… continue forever without repeating. This is why the daughter's string always has a tiny gap or overlap no matter how many decimal places she uses.</w:t>
             </w:r>
           </w:p>
         </w:tc>
@@ -830,7 +830,7 @@
                 <w:sz w:val="18"/>
                 <w:szCs w:val="18"/>
               </w:rPr>
-              <w:t xml:space="preserve">Rational or Irrational? Sorting the Number Family</w:t>
+              <w:t xml:space="preserve">Lesson 3 — "Rational or Irrational? Sorting the Number Family"</w:t>
             </w:r>
           </w:p>
         </w:tc>
@@ -862,7 +862,7 @@
                 <w:sz w:val="18"/>
                 <w:szCs w:val="18"/>
               </w:rPr>
-              <w:t xml:space="preserve">Students investigated the decimal expansions of a curated list of numbers using long division and calculators: simple fractions (3/4, 1/3, 5/6), square roots of perfect squares (√9, √16), square roots of non-perfect squares (√2, √5, √7), and named constants (π). They recorded whether each decimal terminated, recurred, or neither, and attempted to express each as a fraction p/q where p and q are integers and q ≠ 0.</w:t>
+              <w:t xml:space="preserve">Learners observed the decimal expansions of ten Kenyan everyday numbers on a calculator and discovered that some decimals terminate (60.5), some repeat in a pattern (0.142857142857… = 1/7; 0.333… = 1/3; 22/7 = 3.142857…), and others — particularly π and √2 — neither terminate nor repeat across all visible digits.</w:t>
             </w:r>
           </w:p>
         </w:tc>
@@ -894,7 +894,7 @@
                 <w:sz w:val="18"/>
                 <w:szCs w:val="18"/>
               </w:rPr>
-              <w:t xml:space="preserve">Students learned the formal definitions: a rational number is any number expressible as p/q (p, q ∈ ℤ, q ≠ 0), terminating decimals are rational (they can be written as fractions with powers-of-10 denominators), recurring decimals are rational (they can be converted to fractions via the algebraic 'multiply-and-subtract' method), and irrational numbers are those whose decimal expansions are non-terminating AND non-repeating — they cannot be expressed as p/q for any integers p, q. Pedagogical note: The recurring-decimal-to-fraction conversion (e.g. let x = 0.̄3, then 10x = 3.̄3, subtract to get 9x = 3, so x = 1/3) is a high-yield procedure — allocate sufficient practice time and cold-call at least four students to narrate each step aloud.</w:t>
+              <w:t xml:space="preserve">Learners learned that rational numbers are expressible as p/q (integers, q ≠ 0), that terminating and recurring decimals are always rational, that irrational numbers have non-terminating non-repeating decimal expansions, and that π is irrational — which is exactly why multiplying the sufuria's diameter (28 cm) by π produces a circumference that can never be written as an exact fraction or a terminating decimal.</w:t>
             </w:r>
           </w:p>
         </w:tc>
@@ -926,7 +926,7 @@
                 <w:sz w:val="18"/>
                 <w:szCs w:val="18"/>
               </w:rPr>
-              <w:t xml:space="preserve">The p/q test is the professional mathematician's tool for classifying any number. When a Kenyan engineer approximates π as 22/7, she is deliberately replacing an irrational number with a nearby rational one to make computation tractable — but she knows 22/7 ≠ π. Understanding the boundary between rational and irrational is what allows professionals to choose approximations consciously and quantify the resulting error, directly answering the driving question.</w:t>
+              <w:t xml:space="preserve">The formal classification of real numbers into rational and irrational subsets, the algebraic technique for converting a recurring decimal to a fraction, and the direct connection between π's irrationality and the unavoidable gap or overlap when cutting a string to fit the sufuria rim were explained and practised.</w:t>
             </w:r>
           </w:p>
         </w:tc>
@@ -1011,7 +1011,7 @@
                 <w:sz w:val="18"/>
                 <w:szCs w:val="18"/>
               </w:rPr>
-              <w:t xml:space="preserve">Students constructed number lines and used geometric methods (right-triangle constructions on grid paper) to locate irrational numbers including √2, √3, and √5 at their exact positions. They observed that even though these numbers cannot be written as terminating or recurring decimals, a precise geometric point for each exists on the line — visible, unambiguous, and distinct from all nearby rational approximations.</w:t>
+              <w:t xml:space="preserve">Learners constructed a classroom string number line (−5 to 5) and pegged 8 number cards (including −√3, √2, π − 3, 2.333…) to their correct positions after computing decimal approximations. They also plotted and classified 7 Kericho daily temperatures as rational or irrational on a mini number-line strip.</w:t>
             </w:r>
           </w:p>
         </w:tc>
@@ -1043,7 +1043,7 @@
                 <w:sz w:val="18"/>
                 <w:szCs w:val="18"/>
               </w:rPr>
-              <w:t xml:space="preserve">Students learned that the real number line is continuous and complete: every real number — rational or irrational — corresponds to exactly one point, and every point corresponds to exactly one real number (the completeness property of ℝ). Irrational numbers are not 'missing' or 'approximate' — they are exact locations. They also learned to estimate the positions of irrationals by identifying the two consecutive integers they fall between (e.g. √10 lies between 3 and 4 because 3² = 9 &lt; 10 &lt; 16 = 4²). Pedagogical note: The compass-and-ruler location of √2 is a powerful concrete proof that irrational numbers exist as exact points — refer back to this construction whenever students lapse into treating irrationals as 'just approximations.'</w:t>
+              <w:t xml:space="preserve">Every real number — whether rational or irrational — occupies a unique, precise point on the number line. Irrational numbers like √2 and π − 3 cannot be written exactly as fractions or terminating decimals, but they can be located to any desired accuracy using decimal approximations. Non-terminating repeating decimals (e.g. 2.333…) are rational. The daughter's 88 cm string is a rational approximation pegged near — but never exactly at — the irrational circumference π × 28.</w:t>
             </w:r>
           </w:p>
         </w:tc>
@@ -1075,7 +1075,7 @@
                 <w:sz w:val="18"/>
                 <w:szCs w:val="18"/>
               </w:rPr>
-              <w:t xml:space="preserve">A Kenyan land surveyor in Kajiado marking out a square plot of exactly 1 hectare (10 000 m²) needs the exact side length: √10 000 = 100 m (rational, fine). But a plot of 2 hectares has side √20 000 = 100√2 m — an irrational length that is nonetheless a precise, real, physical distance on the ground. The number line model confirms that such distances exist and can be located exactly, even if they cannot be written as terminating decimals.</w:t>
+              <w:t xml:space="preserve">The real number line is complete and continuous: between any two rational numbers there are infinitely many irrational numbers, and every irrational number has a definite address on the line even though we can never write that address in full. This is why the ugali-pot daughter's string always has a tiny gap — she is placing a rational peg at an irrational address, and no matter how many decimal places her calculator shows, she can only get closer, never exact.</w:t>
             </w:r>
           </w:p>
         </w:tc>
@@ -1128,7 +1128,7 @@
                 <w:sz w:val="18"/>
                 <w:szCs w:val="18"/>
               </w:rPr>
-              <w:t xml:space="preserve">Approximating Irrational Numbers: Working Accurately with Infinite Decimals</w:t>
+              <w:t xml:space="preserve">Operating on Real Numbers — Can We Calculate Exactly with Numbers That Never End?</w:t>
             </w:r>
           </w:p>
         </w:tc>
@@ -1160,7 +1160,7 @@
                 <w:sz w:val="18"/>
                 <w:szCs w:val="18"/>
               </w:rPr>
-              <w:t xml:space="preserve">Students used calculators and printed decimal expansion strips of √2, √3, and π to explore what happens when these numbers are rounded to 1, 2, 3, and 4 decimal places. They computed the absolute error at each level of rounding and examined real Kenyan professional contexts — a Mombasa architect's blueprint, a Kericho tea-factory mixing ratio, a pharmacist's dosage — to judge which degree of approximation was 'good enough' for each purpose.</w:t>
+              <w:t xml:space="preserve">Learners computed the results of adding, subtracting, multiplying, and dividing pairs of real numbers drawn from Kenyan marketplace and construction contexts (unga prices, the sufuria circumference, pharmacist doses in Kericho, jua kali fabrication in Kamukunji). They observed that most combinations follow predictable rules — but that irrational × irrational can sometimes yield a rational result (√2 × √2 = 2), and that replacing π with 22/7 makes the sufuria calculation rational but introduces an approximation error.</w:t>
             </w:r>
           </w:p>
         </w:tc>
@@ -1192,7 +1192,7 @@
                 <w:sz w:val="18"/>
                 <w:szCs w:val="18"/>
               </w:rPr>
-              <w:t xml:space="preserve">Students learned the procedures for rounding and truncating irrational (and rational) numbers to a specified number of decimal places or significant figures, and how to compute and interpret absolute error (|true value − approximation|). They learned that the choice of approximation precision is context-dependent: a primary-school textbook may write π ≈ 3.14, an engineer uses π ≈ 3.14159, and a physicist may use far more digits — but all are deliberate, justified choices. Pedagogical note: Require students to state both the approximation AND the maximum error in every calculation this lesson — build the habit of error-awareness that underpins the driving question answer.</w:t>
+              <w:t xml:space="preserve">The four operations on real numbers obey BODMAS. When two rationals are combined by any operation (result defined), the result is always rational. When a rational is combined with an irrational by addition or subtraction, the result is always irrational. When a rational is multiplied or divided by an irrational, the result is generally irrational. When two irrationals are combined, the result can be either rational or irrational — there is no single rule. Keeping the exact symbolic form (e.g. 28π) is more precise than any decimal approximation.</w:t>
             </w:r>
           </w:p>
         </w:tc>
@@ -1224,7 +1224,7 @@
                 <w:sz w:val="18"/>
                 <w:szCs w:val="18"/>
               </w:rPr>
-              <w:t xml:space="preserve">The driving question asks how professionals work accurately with numbers that go on forever. This lesson supplies the core answer: by choosing a rational approximation that is precise enough for the task, and by knowing the size of the resulting error. A Kenyan civil engineer designing the circular base of a water tank in Eldoret uses π ≈ 3.1416 and knows her circumference calculation is accurate to within a fraction of a millimetre — more than sufficient for concrete formwork. Accuracy is not about writing the whole number; it is about controlling the error.</w:t>
+              <w:t xml:space="preserve">The daughter's calculator shows 87.96459430… because 28 × π is the product of a rational (28) and an irrational (π), making the result irrational — a number that cannot be written as a terminating or repeating decimal, no matter how many digits the calculator displays. When she rounds to 88 cm or uses 22/7 instead of π, she converts the answer into a rational number — gaining the ability to write it down exactly — but at the cost of introducing a small error. This is why there is always a tiny gap or overlap in her string: exactness and writability are fundamentally in tension for irrational numbers.</w:t>
             </w:r>
           </w:p>
         </w:tc>
@@ -1309,7 +1309,7 @@
                 <w:sz w:val="18"/>
                 <w:szCs w:val="18"/>
               </w:rPr>
-              <w:t xml:space="preserve">Students evaluated multi-step numerical expressions drawn from Kenyan market and kitchen contexts — e.g. total cost of sukuma wiki, tomatoes, and cooking oil with a discount applied; volume of a cylindrical sufuria using π; floor area combining rectangular and semicircular sections. Expressions mixed integers, fractions, decimals, and irrational numbers (π, √2). Students recorded their step-by-step working and compared answers when BODMAS was applied correctly versus when it was violated.</w:t>
+              <w:t xml:space="preserve">Learners evaluated multi-step BODMAS expressions using real numbers drawn from Gikomba Market scenarios: total market bills involving mixed numbers and decimals (unga, sukuma wiki, tomatoes), string-cost calculations using π ≈ 3.142, and a composite expression involving indices and surds (4², √16) applied to nyama choma pricing.</w:t>
             </w:r>
           </w:p>
         </w:tc>
@@ -1341,7 +1341,7 @@
                 <w:sz w:val="18"/>
                 <w:szCs w:val="18"/>
               </w:rPr>
-              <w:t xml:space="preserve">Students learned that the order of operations (Brackets, Orders/powers, Division, Multiplication, Addition, Subtraction — BODMAS) applies universally across ALL real numbers — rational and irrational alike — and that violating the order produces wrong answers that could have real-world consequences (incorrect drug dosages, under-ordered building materials). They practised simplifying expressions containing nested brackets, integer exponents, and irrational numbers, leaving surds (e.g. 3√2) in exact form where appropriate. Pedagogical note: A common error is left-to-right processing of addition before multiplication. Use the market-bill context to motivate correctness — overpaying at Gikomba Market because of a BODMAS error is a tangible consequence students connect with.</w:t>
+              <w:t xml:space="preserve">The order of operations (BODMAS) governs the evaluation of expressions involving ALL real numbers — both rational (prices, weights, distances) and irrational (π, √2). Rounding an irrational number before completing all operations introduces avoidable approximation error; the most accurate strategy is to carry the irrational value symbolically (or to maximum decimal places) and round only at the final step.</w:t>
             </w:r>
           </w:p>
         </w:tc>
@@ -1373,7 +1373,7 @@
                 <w:sz w:val="18"/>
                 <w:szCs w:val="18"/>
               </w:rPr>
-              <w:t xml:space="preserve">BODMAS is not an arbitrary rule — it is a convention that makes mathematical expressions unambiguous for everyone who reads them, from a Form 4 student in Kisumu to a quantity surveyor in Thika. Because real numbers include both the tidy rationals of daily commerce and the infinite irrationals of geometry and science, a single consistent set of operational rules is essential. This lesson demonstrates that the real number system is closed and well-behaved under the standard operations, reinforcing students' growing model of ℝ as a coherent, complete system.</w:t>
+              <w:t xml:space="preserve">When the daughter in Gikomba multiplies 28 × π and rounds π to 3.142 first, she applies BODMAS correctly but introduces a small rounding error because π is irrational and 3.142 is only an approximation. BODMAS does not change based on the type of real number — the same rules that govern Ksh 60.50 × 2.5 also govern π × 28. Professional accuracy (e.g., a civil engineer sizing a water-tank rim in Kisumu) requires carrying irrational values to as many decimal places as the context demands and rounding only at the final answer.</w:t>
             </w:r>
           </w:p>
         </w:tc>
@@ -1426,7 +1426,7 @@
                 <w:sz w:val="18"/>
                 <w:szCs w:val="18"/>
               </w:rPr>
-              <w:t xml:space="preserve">Surds: Simplifying and Operating on Irrational Square Roots</w:t>
+              <w:t xml:space="preserve">Absolute Value in Action — How Far From Zero on the Number Line?</w:t>
             </w:r>
           </w:p>
         </w:tc>
@@ -1458,7 +1458,7 @@
                 <w:sz w:val="18"/>
                 <w:szCs w:val="18"/>
               </w:rPr>
-              <w:t xml:space="preserve">Students manipulated physical 'square tiles' (cut-out unit squares) to build squares of area 2, 3, 5, and 8, observing that only perfect-square areas produced whole-number side lengths. They then used the multiplication and simplification rules for surds — √(ab) = √a · √b and √(a/b) = √a / √b — to simplify expressions such as √50, √72, and 2√3 × 5√3 by hand, checking results on calculators. They also added and subtracted like surds (3√2 + 5√2 = 8√2) and recognised that unlike surds (√2 + √3) cannot be combined.</w:t>
+              <w:t xml:space="preserve">Learners observed that evaluating |88 − 28π| using the piecewise definition of absolute value gives approximately 0.035 cm — a small but non-zero gap — and that this error is itself an irrational number. They also observed that absolute value always produces a non-negative result for any real number, whether integer, fraction, or irrational expression such as |π − 3| or |−√2|.</w:t>
             </w:r>
           </w:p>
         </w:tc>
@@ -1490,7 +1490,7 @@
                 <w:sz w:val="18"/>
                 <w:szCs w:val="18"/>
               </w:rPr>
-              <w:t xml:space="preserve">Students learned the definition of a surd (an irrational root that cannot be simplified to a rational number), the rules for multiplying, dividing, and simplifying surds, the process of rationalising a denominator (multiplying numerator and denominator by the conjugate surd to eliminate irrationals from the denominator), and the condition for adding/subtracting surds (like surds only). Pedagogical note: Rationalising the denominator is procedurally straightforward but conceptually important — emphasise that 1/√2 and √2/2 are equal; the second form is preferred because all irrational complexity sits in the numerator, making further computation cleaner. Have students verify numerically on calculators.</w:t>
+              <w:t xml:space="preserve">Absolute value |x| measures the distance of a real number x from zero on the number line and is defined as: |x| = x when x ≥ 0, and |x| = −x when x &lt; 0. The absolute difference |a − b| measures the error between any two real numbers. The daughter's string error is |88 − 28π| = 88 − 28π ≈ 0.035 cm — rational minus irrational, which is irrational — meaning the error can never be expressed as an exact fraction either.</w:t>
             </w:r>
           </w:p>
         </w:tc>
@@ -1522,7 +1522,7 @@
                 <w:sz w:val="18"/>
                 <w:szCs w:val="18"/>
               </w:rPr>
-              <w:t xml:space="preserve">Surds appear whenever Kenyan engineers, architects, or scientists compute exact lengths, areas, or forces involving square roots — the diagonal of a square plot, the hypotenuse of a right-triangular roof truss, the resonant frequency of a bridge. Working with surds in exact form (rather than decimal approximations) eliminates accumulated rounding error across multi-step calculations. This lesson equips students with the algebraic toolkit for exact irrational arithmetic, a key component of the driving-question answer.</w:t>
+              <w:t xml:space="preserve">The Ugali Pot Problem now has a precise, measurable answer: the daughter's 88 cm string is approximately 0.035 cm longer than the exact circumference 28π cm. This tiny overlap is itself an irrational number — it goes on forever without repeating. No matter how many decimal places of π she uses, the string error will always be a non-terminating, non-repeating number. Absolute value gives mathematicians and Kenyan professionals (engineers, traders, pharmacists) a rigorous, always-positive way to state 'how wrong' any rational approximation of an irrational measurement really is.</w:t>
             </w:r>
           </w:p>
         </w:tc>
@@ -1607,7 +1607,7 @@
                 <w:sz w:val="18"/>
                 <w:szCs w:val="18"/>
               </w:rPr>
-              <w:t xml:space="preserve">Students plotted positive and negative real numbers on a number line (temperatures above and below 0 °C in Nanyuki, profit and loss figures for a Nairobi small business, altitude above and below sea level at the coast versus the highlands) and measured, in each case, the physical distance of each number from zero — always obtaining a non-negative result. They evaluated expressions such as |−7|, |3.5|, |√2 − 2|, and |x| for given values of x, and solved simple absolute-value equations (|x| = 5 → x = 5 or x = −5).</w:t>
+              <w:t xml:space="preserve">Learners plotted Kericho weekly temperature values (including negatives such as −3.5°C) on a number line, drew arrows from zero to each value, and measured arrow lengths. They also computed absolute values of Gikomba Market daily profit/loss figures and calculated |28π − 88| ≈ 0.035 cm as the Ugali Pot cutting error.</w:t>
             </w:r>
           </w:p>
         </w:tc>
@@ -1639,7 +1639,7 @@
                 <w:sz w:val="18"/>
                 <w:szCs w:val="18"/>
               </w:rPr>
-              <w:t xml:space="preserve">Students learned the formal piecewise definition of absolute value: |x| = x if x ≥ 0; |x| = −x if x &lt; 0. They learned that |x| represents distance from zero and is always non-negative; that |x − a| represents the distance between x and a on the number line; and that absolute-value equations have two solutions (one positive, one negative branch) unless the right-hand side is zero. They consolidated understanding of the entire real number system — natural numbers, integers, rationals, irrationals, surds, approximation, and order of operations — in a final synthesis activity. Pedagogical note: The synthesis activity is the culmination of the sub-strand. Ask students to return to the driving question explicitly and construct a written answer in their own words before the class co-constructs a model answer together. This metacognitive closure is essential for long-term retention.</w:t>
+              <w:t xml:space="preserve">Absolute value |x| is the distance of a real number x from zero on the number line. It is always non-negative. Formally: |x| = x if x ≥ 0, and |x| = −x if x &lt; 0. Absolute value applies equally to rational numbers (e.g., |−Ksh 450| = 450) and irrational numbers (e.g., |−√2| = √2, |28π − 88| ≈ 0.035). It does NOT change whether a number is rational or irrational. The complete real number system classifies all numbers as either rational or irrational, and absolute value is a tool that works across the entire system to measure magnitude without regard to direction.</w:t>
             </w:r>
           </w:p>
         </w:tc>
@@ -1671,7 +1671,7 @@
                 <w:sz w:val="18"/>
                 <w:szCs w:val="18"/>
               </w:rPr>
-              <w:t xml:space="preserve">Absolute value completes the real number system toolkit by providing a way to measure magnitude independently of direction or sign — critical for error analysis (|approximate value − exact value| is an absolute error), for distance problems in navigation and surveying, and for any context where only 'how far?' matters, not 'which direction?'. The driving question is now fully answerable: some everyday numbers (irrationals like π and √2) cannot be written down completely because they are non-terminating and non-repeating — a structural property of ℝ. Kenyan professionals handle them accurately by (a) using justified rational approximations with known error bounds, (b) applying surd algebra for exact intermediate results, and (c) using consistent operational rules (BODMAS, absolute value) across the entire real number system.</w:t>
+              <w:t xml:space="preserve">Some everyday numbers — such as the circumference of a sufuria with diameter 28 cm — cannot be written down completely because they are irrational: their decimal expansions neither terminate nor repeat. The real number system contains both rational numbers (expressible as fractions, with terminating or repeating decimals, like Ksh 60.50 or 34.5°C) and irrational numbers (like π and √2, which arise naturally from geometry and other mathematics). Mathematicians and Kenyan professionals — engineers, nurses, market traders, meteorologists — work accurately by using the best available rational approximation and by quantifying the approximation error using absolute value, so they always know exactly how close their working value is to the true value.</w:t>
             </w:r>
           </w:p>
         </w:tc>
@@ -1795,7 +1795,7 @@
         </w:rPr>
         <w:t xml:space="preserve">© 2026 SeaVuria and ARES. This work is licensed under a </w:t>
       </w:r>
-      <w:hyperlink w:history="1" r:id="rIdbin762huh_oedronzoukj">
+      <w:hyperlink w:history="1" r:id="rIdggk0w-c8om09k3sifgsah">
         <w:r>
           <w:rPr>
             <w:rFonts w:ascii="Arial" w:cs="Arial" w:eastAsia="Arial" w:hAnsi="Arial"/>
@@ -1815,7 +1815,7 @@
         </w:rPr>
         <w:t xml:space="preserve"> (</w:t>
       </w:r>
-      <w:hyperlink w:history="1" r:id="rIdyustksjbw16xaa7kbjjbj">
+      <w:hyperlink w:history="1" r:id="rId55m7ebyeevxi3zgrne8k6">
         <w:r>
           <w:rPr>
             <w:rFonts w:ascii="Arial" w:cs="Arial" w:eastAsia="Arial" w:hAnsi="Arial"/>
@@ -1835,7 +1835,7 @@
         </w:rPr>
         <w:t xml:space="preserve">). To view a copy of this license, visit </w:t>
       </w:r>
-      <w:hyperlink w:history="1" r:id="rIdxfyizj41ksrkhcwr3agnr">
+      <w:hyperlink w:history="1" r:id="rIdmgrxlxygs_ypkvoqx2qfr">
         <w:r>
           <w:rPr>
             <w:rFonts w:ascii="Arial" w:cs="Arial" w:eastAsia="Arial" w:hAnsi="Arial"/>

--- a/data/outputs/v2/Core_Mathematics/SS1.1_Real_Numbers/Core_Mathematics_Real_Numbers_SummaryTable.docx
+++ b/data/outputs/v2/Core_Mathematics/SS1.1_Real_Numbers/Core_Mathematics_Real_Numbers_SummaryTable.docx
@@ -1795,7 +1795,7 @@
         </w:rPr>
         <w:t xml:space="preserve">© 2026 SeaVuria and ARES. This work is licensed under a </w:t>
       </w:r>
-      <w:hyperlink w:history="1" r:id="rIdggk0w-c8om09k3sifgsah">
+      <w:hyperlink w:history="1" r:id="rId-cmryqvj7k5wjrebg4cff">
         <w:r>
           <w:rPr>
             <w:rFonts w:ascii="Arial" w:cs="Arial" w:eastAsia="Arial" w:hAnsi="Arial"/>
@@ -1815,7 +1815,7 @@
         </w:rPr>
         <w:t xml:space="preserve"> (</w:t>
       </w:r>
-      <w:hyperlink w:history="1" r:id="rId55m7ebyeevxi3zgrne8k6">
+      <w:hyperlink w:history="1" r:id="rId_zsikskj5hcdgqxcviw_a">
         <w:r>
           <w:rPr>
             <w:rFonts w:ascii="Arial" w:cs="Arial" w:eastAsia="Arial" w:hAnsi="Arial"/>
@@ -1835,7 +1835,7 @@
         </w:rPr>
         <w:t xml:space="preserve">). To view a copy of this license, visit </w:t>
       </w:r>
-      <w:hyperlink w:history="1" r:id="rIdmgrxlxygs_ypkvoqx2qfr">
+      <w:hyperlink w:history="1" r:id="rIdm9wl1tigra-uhoc4mdz-p">
         <w:r>
           <w:rPr>
             <w:rFonts w:ascii="Arial" w:cs="Arial" w:eastAsia="Arial" w:hAnsi="Arial"/>

--- a/data/outputs/v2/Core_Mathematics/SS1.1_Real_Numbers/Core_Mathematics_Real_Numbers_SummaryTable.docx
+++ b/data/outputs/v2/Core_Mathematics/SS1.1_Real_Numbers/Core_Mathematics_Real_Numbers_SummaryTable.docx
@@ -1795,7 +1795,7 @@
         </w:rPr>
         <w:t xml:space="preserve">© 2026 SeaVuria and ARES. This work is licensed under a </w:t>
       </w:r>
-      <w:hyperlink w:history="1" r:id="rId-cmryqvj7k5wjrebg4cff">
+      <w:hyperlink w:history="1" r:id="rIda3uvcxynmpizs8ycwlzc4">
         <w:r>
           <w:rPr>
             <w:rFonts w:ascii="Arial" w:cs="Arial" w:eastAsia="Arial" w:hAnsi="Arial"/>
@@ -1815,7 +1815,7 @@
         </w:rPr>
         <w:t xml:space="preserve"> (</w:t>
       </w:r>
-      <w:hyperlink w:history="1" r:id="rId_zsikskj5hcdgqxcviw_a">
+      <w:hyperlink w:history="1" r:id="rIdebde04_1z8crb6fn5yfc3">
         <w:r>
           <w:rPr>
             <w:rFonts w:ascii="Arial" w:cs="Arial" w:eastAsia="Arial" w:hAnsi="Arial"/>
@@ -1835,7 +1835,7 @@
         </w:rPr>
         <w:t xml:space="preserve">). To view a copy of this license, visit </w:t>
       </w:r>
-      <w:hyperlink w:history="1" r:id="rIdm9wl1tigra-uhoc4mdz-p">
+      <w:hyperlink w:history="1" r:id="rIdi6crsxsctyuqaijaql4ic">
         <w:r>
           <w:rPr>
             <w:rFonts w:ascii="Arial" w:cs="Arial" w:eastAsia="Arial" w:hAnsi="Arial"/>

--- a/data/outputs/v2/Core_Mathematics/SS1.1_Real_Numbers/Core_Mathematics_Real_Numbers_SummaryTable.docx
+++ b/data/outputs/v2/Core_Mathematics/SS1.1_Real_Numbers/Core_Mathematics_Real_Numbers_SummaryTable.docx
@@ -1795,7 +1795,7 @@
         </w:rPr>
         <w:t xml:space="preserve">© 2026 SeaVuria and ARES. This work is licensed under a </w:t>
       </w:r>
-      <w:hyperlink w:history="1" r:id="rIda3uvcxynmpizs8ycwlzc4">
+      <w:hyperlink w:history="1" r:id="rIdl-gtfgwlms1gu5flr68f0">
         <w:r>
           <w:rPr>
             <w:rFonts w:ascii="Arial" w:cs="Arial" w:eastAsia="Arial" w:hAnsi="Arial"/>
@@ -1815,7 +1815,7 @@
         </w:rPr>
         <w:t xml:space="preserve"> (</w:t>
       </w:r>
-      <w:hyperlink w:history="1" r:id="rIdebde04_1z8crb6fn5yfc3">
+      <w:hyperlink w:history="1" r:id="rIdkr6nxuz5j0ueb-0bjsa7w">
         <w:r>
           <w:rPr>
             <w:rFonts w:ascii="Arial" w:cs="Arial" w:eastAsia="Arial" w:hAnsi="Arial"/>
@@ -1835,7 +1835,7 @@
         </w:rPr>
         <w:t xml:space="preserve">). To view a copy of this license, visit </w:t>
       </w:r>
-      <w:hyperlink w:history="1" r:id="rIdi6crsxsctyuqaijaql4ic">
+      <w:hyperlink w:history="1" r:id="rIdznzlx2uro36waqlusp36a">
         <w:r>
           <w:rPr>
             <w:rFonts w:ascii="Arial" w:cs="Arial" w:eastAsia="Arial" w:hAnsi="Arial"/>

--- a/data/outputs/v2/Core_Mathematics/SS1.1_Real_Numbers/Core_Mathematics_Real_Numbers_SummaryTable.docx
+++ b/data/outputs/v2/Core_Mathematics/SS1.1_Real_Numbers/Core_Mathematics_Real_Numbers_SummaryTable.docx
@@ -1795,7 +1795,7 @@
         </w:rPr>
         <w:t xml:space="preserve">© 2026 SeaVuria and ARES. This work is licensed under a </w:t>
       </w:r>
-      <w:hyperlink w:history="1" r:id="rIdl-gtfgwlms1gu5flr68f0">
+      <w:hyperlink w:history="1" r:id="rIdihij9c-kejk4so2bfz8jz">
         <w:r>
           <w:rPr>
             <w:rFonts w:ascii="Arial" w:cs="Arial" w:eastAsia="Arial" w:hAnsi="Arial"/>
@@ -1815,7 +1815,7 @@
         </w:rPr>
         <w:t xml:space="preserve"> (</w:t>
       </w:r>
-      <w:hyperlink w:history="1" r:id="rIdkr6nxuz5j0ueb-0bjsa7w">
+      <w:hyperlink w:history="1" r:id="rIdwqo8_hr5uihe5fvfzkaml">
         <w:r>
           <w:rPr>
             <w:rFonts w:ascii="Arial" w:cs="Arial" w:eastAsia="Arial" w:hAnsi="Arial"/>
@@ -1835,7 +1835,7 @@
         </w:rPr>
         <w:t xml:space="preserve">). To view a copy of this license, visit </w:t>
       </w:r>
-      <w:hyperlink w:history="1" r:id="rIdznzlx2uro36waqlusp36a">
+      <w:hyperlink w:history="1" r:id="rId72ycc5krrmt-rl0dqro7g">
         <w:r>
           <w:rPr>
             <w:rFonts w:ascii="Arial" w:cs="Arial" w:eastAsia="Arial" w:hAnsi="Arial"/>

--- a/data/outputs/v2/Core_Mathematics/SS1.1_Real_Numbers/Core_Mathematics_Real_Numbers_SummaryTable.docx
+++ b/data/outputs/v2/Core_Mathematics/SS1.1_Real_Numbers/Core_Mathematics_Real_Numbers_SummaryTable.docx
@@ -4,6 +4,7 @@
   <w:body>
     <w:p>
       <w:pPr>
+        <w:keepNext w:val="false"/>
         <w:spacing w:after="30" w:before="0"/>
         <w:jc w:val="center"/>
       </w:pPr>
@@ -23,6 +24,7 @@
     </w:p>
     <w:p>
       <w:pPr>
+        <w:keepNext w:val="false"/>
         <w:spacing w:after="60" w:before="0"/>
         <w:jc w:val="center"/>
       </w:pPr>
@@ -81,6 +83,7 @@
           </w:tcPr>
           <w:p>
             <w:pPr>
+              <w:keepNext w:val="false"/>
               <w:spacing w:after="40" w:before="0"/>
               <w:jc w:val="center"/>
             </w:pPr>
@@ -115,6 +118,7 @@
           </w:tcPr>
           <w:p>
             <w:pPr>
+              <w:keepNext w:val="false"/>
               <w:spacing w:after="40" w:before="0"/>
               <w:jc w:val="left"/>
             </w:pPr>
@@ -147,6 +151,7 @@
           </w:tcPr>
           <w:p>
             <w:pPr>
+              <w:keepNext w:val="false"/>
               <w:spacing w:after="40" w:before="0"/>
               <w:jc w:val="left"/>
             </w:pPr>
@@ -181,6 +186,7 @@
           </w:tcPr>
           <w:p>
             <w:pPr>
+              <w:keepNext w:val="false"/>
               <w:spacing w:after="40" w:before="0"/>
               <w:jc w:val="left"/>
             </w:pPr>
@@ -213,6 +219,7 @@
           </w:tcPr>
           <w:p>
             <w:pPr>
+              <w:keepNext w:val="false"/>
               <w:spacing w:after="40" w:before="0"/>
               <w:jc w:val="left"/>
             </w:pPr>
@@ -273,6 +280,7 @@
           </w:tcPr>
           <w:p>
             <w:pPr>
+              <w:keepNext w:val="false"/>
               <w:spacing w:after="40" w:before="0"/>
               <w:jc w:val="center"/>
             </w:pPr>
@@ -307,6 +315,7 @@
           </w:tcPr>
           <w:p>
             <w:pPr>
+              <w:keepNext w:val="false"/>
               <w:spacing w:after="40" w:before="0"/>
               <w:jc w:val="left"/>
             </w:pPr>
@@ -369,6 +378,7 @@
           </w:tcPr>
           <w:p>
             <w:pPr>
+              <w:keepNext w:val="false"/>
               <w:spacing w:after="40" w:before="0"/>
               <w:jc w:val="left"/>
             </w:pPr>
@@ -401,6 +411,7 @@
           </w:tcPr>
           <w:p>
             <w:pPr>
+              <w:keepNext w:val="false"/>
               <w:spacing w:after="40" w:before="0"/>
               <w:jc w:val="left"/>
             </w:pPr>
@@ -433,6 +444,7 @@
           </w:tcPr>
           <w:p>
             <w:pPr>
+              <w:keepNext w:val="false"/>
               <w:spacing w:after="40" w:before="0"/>
               <w:jc w:val="left"/>
             </w:pPr>
@@ -465,6 +477,7 @@
           </w:tcPr>
           <w:p>
             <w:pPr>
+              <w:keepNext w:val="false"/>
               <w:spacing w:after="40" w:before="0"/>
               <w:jc w:val="left"/>
             </w:pPr>
@@ -499,6 +512,7 @@
           </w:tcPr>
           <w:p>
             <w:pPr>
+              <w:keepNext w:val="false"/>
               <w:spacing w:after="40" w:before="0"/>
               <w:jc w:val="left"/>
             </w:pPr>
@@ -518,6 +532,7 @@
           </w:p>
           <w:p>
             <w:pPr>
+              <w:keepNext w:val="false"/>
               <w:spacing w:after="40" w:before="0"/>
               <w:jc w:val="left"/>
             </w:pPr>
@@ -550,6 +565,7 @@
           </w:tcPr>
           <w:p>
             <w:pPr>
+              <w:keepNext w:val="false"/>
               <w:spacing w:after="40" w:before="0"/>
               <w:jc w:val="left"/>
             </w:pPr>
@@ -582,6 +598,7 @@
           </w:tcPr>
           <w:p>
             <w:pPr>
+              <w:keepNext w:val="false"/>
               <w:spacing w:after="40" w:before="0"/>
               <w:jc w:val="left"/>
             </w:pPr>
@@ -614,6 +631,7 @@
           </w:tcPr>
           <w:p>
             <w:pPr>
+              <w:keepNext w:val="false"/>
               <w:spacing w:after="40" w:before="0"/>
               <w:jc w:val="left"/>
             </w:pPr>
@@ -648,6 +666,7 @@
           </w:tcPr>
           <w:p>
             <w:pPr>
+              <w:keepNext w:val="false"/>
               <w:spacing w:after="40" w:before="0"/>
               <w:jc w:val="left"/>
             </w:pPr>
@@ -667,6 +686,7 @@
           </w:p>
           <w:p>
             <w:pPr>
+              <w:keepNext w:val="false"/>
               <w:spacing w:after="40" w:before="0"/>
               <w:jc w:val="left"/>
             </w:pPr>
@@ -699,6 +719,7 @@
           </w:tcPr>
           <w:p>
             <w:pPr>
+              <w:keepNext w:val="false"/>
               <w:spacing w:after="40" w:before="0"/>
               <w:jc w:val="left"/>
             </w:pPr>
@@ -731,6 +752,7 @@
           </w:tcPr>
           <w:p>
             <w:pPr>
+              <w:keepNext w:val="false"/>
               <w:spacing w:after="40" w:before="0"/>
               <w:jc w:val="left"/>
             </w:pPr>
@@ -763,6 +785,7 @@
           </w:tcPr>
           <w:p>
             <w:pPr>
+              <w:keepNext w:val="false"/>
               <w:spacing w:after="40" w:before="0"/>
               <w:jc w:val="left"/>
             </w:pPr>
@@ -797,6 +820,7 @@
           </w:tcPr>
           <w:p>
             <w:pPr>
+              <w:keepNext w:val="false"/>
               <w:spacing w:after="40" w:before="0"/>
               <w:jc w:val="left"/>
             </w:pPr>
@@ -816,6 +840,7 @@
           </w:p>
           <w:p>
             <w:pPr>
+              <w:keepNext w:val="false"/>
               <w:spacing w:after="40" w:before="0"/>
               <w:jc w:val="left"/>
             </w:pPr>
@@ -848,6 +873,7 @@
           </w:tcPr>
           <w:p>
             <w:pPr>
+              <w:keepNext w:val="false"/>
               <w:spacing w:after="40" w:before="0"/>
               <w:jc w:val="left"/>
             </w:pPr>
@@ -880,6 +906,7 @@
           </w:tcPr>
           <w:p>
             <w:pPr>
+              <w:keepNext w:val="false"/>
               <w:spacing w:after="40" w:before="0"/>
               <w:jc w:val="left"/>
             </w:pPr>
@@ -912,6 +939,7 @@
           </w:tcPr>
           <w:p>
             <w:pPr>
+              <w:keepNext w:val="false"/>
               <w:spacing w:after="40" w:before="0"/>
               <w:jc w:val="left"/>
             </w:pPr>
@@ -946,6 +974,7 @@
           </w:tcPr>
           <w:p>
             <w:pPr>
+              <w:keepNext w:val="false"/>
               <w:spacing w:after="40" w:before="0"/>
               <w:jc w:val="left"/>
             </w:pPr>
@@ -965,6 +994,7 @@
           </w:p>
           <w:p>
             <w:pPr>
+              <w:keepNext w:val="false"/>
               <w:spacing w:after="40" w:before="0"/>
               <w:jc w:val="left"/>
             </w:pPr>
@@ -997,6 +1027,7 @@
           </w:tcPr>
           <w:p>
             <w:pPr>
+              <w:keepNext w:val="false"/>
               <w:spacing w:after="40" w:before="0"/>
               <w:jc w:val="left"/>
             </w:pPr>
@@ -1029,6 +1060,7 @@
           </w:tcPr>
           <w:p>
             <w:pPr>
+              <w:keepNext w:val="false"/>
               <w:spacing w:after="40" w:before="0"/>
               <w:jc w:val="left"/>
             </w:pPr>
@@ -1061,6 +1093,7 @@
           </w:tcPr>
           <w:p>
             <w:pPr>
+              <w:keepNext w:val="false"/>
               <w:spacing w:after="40" w:before="0"/>
               <w:jc w:val="left"/>
             </w:pPr>
@@ -1095,6 +1128,7 @@
           </w:tcPr>
           <w:p>
             <w:pPr>
+              <w:keepNext w:val="false"/>
               <w:spacing w:after="40" w:before="0"/>
               <w:jc w:val="left"/>
             </w:pPr>
@@ -1114,6 +1148,7 @@
           </w:p>
           <w:p>
             <w:pPr>
+              <w:keepNext w:val="false"/>
               <w:spacing w:after="40" w:before="0"/>
               <w:jc w:val="left"/>
             </w:pPr>
@@ -1146,6 +1181,7 @@
           </w:tcPr>
           <w:p>
             <w:pPr>
+              <w:keepNext w:val="false"/>
               <w:spacing w:after="40" w:before="0"/>
               <w:jc w:val="left"/>
             </w:pPr>
@@ -1178,6 +1214,7 @@
           </w:tcPr>
           <w:p>
             <w:pPr>
+              <w:keepNext w:val="false"/>
               <w:spacing w:after="40" w:before="0"/>
               <w:jc w:val="left"/>
             </w:pPr>
@@ -1210,6 +1247,7 @@
           </w:tcPr>
           <w:p>
             <w:pPr>
+              <w:keepNext w:val="false"/>
               <w:spacing w:after="40" w:before="0"/>
               <w:jc w:val="left"/>
             </w:pPr>
@@ -1244,6 +1282,7 @@
           </w:tcPr>
           <w:p>
             <w:pPr>
+              <w:keepNext w:val="false"/>
               <w:spacing w:after="40" w:before="0"/>
               <w:jc w:val="left"/>
             </w:pPr>
@@ -1263,6 +1302,7 @@
           </w:p>
           <w:p>
             <w:pPr>
+              <w:keepNext w:val="false"/>
               <w:spacing w:after="40" w:before="0"/>
               <w:jc w:val="left"/>
             </w:pPr>
@@ -1295,6 +1335,7 @@
           </w:tcPr>
           <w:p>
             <w:pPr>
+              <w:keepNext w:val="false"/>
               <w:spacing w:after="40" w:before="0"/>
               <w:jc w:val="left"/>
             </w:pPr>
@@ -1327,6 +1368,7 @@
           </w:tcPr>
           <w:p>
             <w:pPr>
+              <w:keepNext w:val="false"/>
               <w:spacing w:after="40" w:before="0"/>
               <w:jc w:val="left"/>
             </w:pPr>
@@ -1359,6 +1401,7 @@
           </w:tcPr>
           <w:p>
             <w:pPr>
+              <w:keepNext w:val="false"/>
               <w:spacing w:after="40" w:before="0"/>
               <w:jc w:val="left"/>
             </w:pPr>
@@ -1393,6 +1436,7 @@
           </w:tcPr>
           <w:p>
             <w:pPr>
+              <w:keepNext w:val="false"/>
               <w:spacing w:after="40" w:before="0"/>
               <w:jc w:val="left"/>
             </w:pPr>
@@ -1412,6 +1456,7 @@
           </w:p>
           <w:p>
             <w:pPr>
+              <w:keepNext w:val="false"/>
               <w:spacing w:after="40" w:before="0"/>
               <w:jc w:val="left"/>
             </w:pPr>
@@ -1444,6 +1489,7 @@
           </w:tcPr>
           <w:p>
             <w:pPr>
+              <w:keepNext w:val="false"/>
               <w:spacing w:after="40" w:before="0"/>
               <w:jc w:val="left"/>
             </w:pPr>
@@ -1476,6 +1522,7 @@
           </w:tcPr>
           <w:p>
             <w:pPr>
+              <w:keepNext w:val="false"/>
               <w:spacing w:after="40" w:before="0"/>
               <w:jc w:val="left"/>
             </w:pPr>
@@ -1508,6 +1555,7 @@
           </w:tcPr>
           <w:p>
             <w:pPr>
+              <w:keepNext w:val="false"/>
               <w:spacing w:after="40" w:before="0"/>
               <w:jc w:val="left"/>
             </w:pPr>
@@ -1542,6 +1590,7 @@
           </w:tcPr>
           <w:p>
             <w:pPr>
+              <w:keepNext w:val="false"/>
               <w:spacing w:after="40" w:before="0"/>
               <w:jc w:val="left"/>
             </w:pPr>
@@ -1561,6 +1610,7 @@
           </w:p>
           <w:p>
             <w:pPr>
+              <w:keepNext w:val="false"/>
               <w:spacing w:after="40" w:before="0"/>
               <w:jc w:val="left"/>
             </w:pPr>
@@ -1593,6 +1643,7 @@
           </w:tcPr>
           <w:p>
             <w:pPr>
+              <w:keepNext w:val="false"/>
               <w:spacing w:after="40" w:before="0"/>
               <w:jc w:val="left"/>
             </w:pPr>
@@ -1625,6 +1676,7 @@
           </w:tcPr>
           <w:p>
             <w:pPr>
+              <w:keepNext w:val="false"/>
               <w:spacing w:after="40" w:before="0"/>
               <w:jc w:val="left"/>
             </w:pPr>
@@ -1657,6 +1709,7 @@
           </w:tcPr>
           <w:p>
             <w:pPr>
+              <w:keepNext w:val="false"/>
               <w:spacing w:after="40" w:before="0"/>
               <w:jc w:val="left"/>
             </w:pPr>
@@ -1795,7 +1848,7 @@
         </w:rPr>
         <w:t xml:space="preserve">© 2026 SeaVuria and ARES. This work is licensed under a </w:t>
       </w:r>
-      <w:hyperlink w:history="1" r:id="rIdihij9c-kejk4so2bfz8jz">
+      <w:hyperlink w:history="1" r:id="rId5uzqmoiouqvz_4g-9amw0">
         <w:r>
           <w:rPr>
             <w:rFonts w:ascii="Arial" w:cs="Arial" w:eastAsia="Arial" w:hAnsi="Arial"/>
@@ -1815,7 +1868,7 @@
         </w:rPr>
         <w:t xml:space="preserve"> (</w:t>
       </w:r>
-      <w:hyperlink w:history="1" r:id="rIdwqo8_hr5uihe5fvfzkaml">
+      <w:hyperlink w:history="1" r:id="rIdlb6c2l20a2p0_gztujysk">
         <w:r>
           <w:rPr>
             <w:rFonts w:ascii="Arial" w:cs="Arial" w:eastAsia="Arial" w:hAnsi="Arial"/>
@@ -1835,7 +1888,7 @@
         </w:rPr>
         <w:t xml:space="preserve">). To view a copy of this license, visit </w:t>
       </w:r>
-      <w:hyperlink w:history="1" r:id="rId72ycc5krrmt-rl0dqro7g">
+      <w:hyperlink w:history="1" r:id="rIdhk_j5e654etu7ybairorc">
         <w:r>
           <w:rPr>
             <w:rFonts w:ascii="Arial" w:cs="Arial" w:eastAsia="Arial" w:hAnsi="Arial"/>

--- a/data/outputs/v2/Core_Mathematics/SS1.1_Real_Numbers/Core_Mathematics_Real_Numbers_SummaryTable.docx
+++ b/data/outputs/v2/Core_Mathematics/SS1.1_Real_Numbers/Core_Mathematics_Real_Numbers_SummaryTable.docx
@@ -1848,7 +1848,7 @@
         </w:rPr>
         <w:t xml:space="preserve">© 2026 SeaVuria and ARES. This work is licensed under a </w:t>
       </w:r>
-      <w:hyperlink w:history="1" r:id="rId5uzqmoiouqvz_4g-9amw0">
+      <w:hyperlink w:history="1" r:id="rIdnsps5phznvxwxpwl1wndp">
         <w:r>
           <w:rPr>
             <w:rFonts w:ascii="Arial" w:cs="Arial" w:eastAsia="Arial" w:hAnsi="Arial"/>
@@ -1868,7 +1868,7 @@
         </w:rPr>
         <w:t xml:space="preserve"> (</w:t>
       </w:r>
-      <w:hyperlink w:history="1" r:id="rIdlb6c2l20a2p0_gztujysk">
+      <w:hyperlink w:history="1" r:id="rIdt4mb-muiekpe0bmhhfr80">
         <w:r>
           <w:rPr>
             <w:rFonts w:ascii="Arial" w:cs="Arial" w:eastAsia="Arial" w:hAnsi="Arial"/>
@@ -1888,7 +1888,7 @@
         </w:rPr>
         <w:t xml:space="preserve">). To view a copy of this license, visit </w:t>
       </w:r>
-      <w:hyperlink w:history="1" r:id="rIdhk_j5e654etu7ybairorc">
+      <w:hyperlink w:history="1" r:id="rId40qoxdxkxyattgy1qrz67">
         <w:r>
           <w:rPr>
             <w:rFonts w:ascii="Arial" w:cs="Arial" w:eastAsia="Arial" w:hAnsi="Arial"/>
